--- a/00-首页/题组Word/第一轮习题集/结构化学/元素周期表与周期律练习题组-教师版.docx
+++ b/00-首页/题组Word/第一轮习题集/结构化学/元素周期表与周期律练习题组-教师版.docx
@@ -3164,19 +3164,20 @@
           <w:numId w:val="1006"/>
         </w:numPr>
       </w:pPr>
-      <w:r>
-        <w:rPr>
-          <w:rFonts w:ascii="Times New Roman" w:hAnsi="Times New Roman" w:eastAsia="Times New Roman" w:cs="Times New Roman"/>
-        </w:rPr>
-        <w:t>I</w:t>
-      </w:r>
-      <w:r>
-        <w:rPr>
-          <w:rFonts w:ascii="Times New Roman" w:hAnsi="Times New Roman" w:eastAsia="Times New Roman" w:cs="Times New Roman"/>
-          <w:vertAlign w:val="subscript"/>
-        </w:rPr>
-        <w:t>4</w:t>
-      </w:r>
+      <m:oMath>
+        <m:sSub>
+          <m:e>
+            <m:r>
+              <m:t>I</m:t>
+            </m:r>
+          </m:e>
+          <m:sub>
+            <m:r>
+              <m:t>4</m:t>
+            </m:r>
+          </m:sub>
+        </m:sSub>
+      </m:oMath>
       <w:r>
         <w:rPr>
           <w:rFonts w:ascii="Times New Roman" w:hAnsi="Times New Roman" w:eastAsia="Times New Roman" w:cs="Times New Roman"/>
@@ -8364,13 +8365,10 @@
           </m:e>
           <m:sup>
             <m:r>
-              <m:t>6</m:t>
+              <m:t>64</m:t>
             </m:r>
           </m:sup>
         </m:sSup>
-        <m:r>
-          <m:t>4</m:t>
-        </m:r>
         <m:sSup>
           <m:e>
             <m:r>
@@ -8687,13 +8685,10 @@
                 </m:e>
                 <m:sup>
                   <m:r>
-                    <m:t>5</m:t>
+                    <m:t>54</m:t>
                   </m:r>
                 </m:sup>
               </m:sSup>
-              <m:r>
-                <m:t>4</m:t>
-              </m:r>
               <m:sSup>
                 <m:e>
                   <m:r>
@@ -8764,13 +8759,10 @@
                 </m:e>
                 <m:sup>
                   <m:r>
-                    <m:t>4</m:t>
+                    <m:t>44</m:t>
                   </m:r>
                 </m:sup>
               </m:sSup>
-              <m:r>
-                <m:t>4</m:t>
-              </m:r>
               <m:sSup>
                 <m:e>
                   <m:r>
@@ -8911,13 +8903,10 @@
                 </m:e>
                 <m:sup>
                   <m:r>
-                    <m:t>9</m:t>
+                    <m:t>94</m:t>
                   </m:r>
                 </m:sup>
               </m:sSup>
-              <m:r>
-                <m:t>4</m:t>
-              </m:r>
               <m:sSup>
                 <m:e>
                   <m:r>
@@ -9090,13 +9079,10 @@
                 </m:e>
                 <m:sup>
                   <m:r>
-                    <m:t>9</m:t>
+                    <m:t>96</m:t>
                   </m:r>
                 </m:sup>
               </m:sSup>
-              <m:r>
-                <m:t>6</m:t>
-              </m:r>
               <m:sSup>
                 <m:e>
                   <m:r>
@@ -9175,13 +9161,10 @@
                 </m:e>
                 <m:sup>
                   <m:r>
-                    <m:t>1</m:t>
+                    <m:t>16</m:t>
                   </m:r>
                 </m:sup>
               </m:sSup>
-              <m:r>
-                <m:t>6</m:t>
-              </m:r>
               <m:sSup>
                 <m:e>
                   <m:r>
@@ -9467,13 +9450,10 @@
           </m:e>
           <m:sup>
             <m:r>
-              <m:t>2</m:t>
+              <m:t>23</m:t>
             </m:r>
           </m:sup>
         </m:sSup>
-        <m:r>
-          <m:t>3</m:t>
-        </m:r>
         <m:sSup>
           <m:e>
             <m:r>
@@ -9485,13 +9465,10 @@
           </m:e>
           <m:sup>
             <m:r>
-              <m:t>6</m:t>
+              <m:t>63</m:t>
             </m:r>
           </m:sup>
         </m:sSup>
-        <m:r>
-          <m:t>3</m:t>
-        </m:r>
         <m:sSup>
           <m:e>
             <m:r>
@@ -10680,13 +10657,10 @@
           </m:e>
           <m:sup>
             <m:r>
-              <m:t>2</m:t>
+              <m:t>22</m:t>
             </m:r>
           </m:sup>
         </m:sSup>
-        <m:r>
-          <m:t>2</m:t>
-        </m:r>
         <m:sSup>
           <m:e>
             <m:r>
@@ -10936,15 +10910,22 @@
         <w:rPr>
           <w:rFonts w:ascii="Times New Roman" w:hAnsi="Times New Roman" w:eastAsia="Times New Roman" w:cs="Times New Roman"/>
         </w:rPr>
-        <w:t xml:space="preserve"> I</w:t>
-      </w:r>
-      <w:r>
-        <w:rPr>
-          <w:rFonts w:ascii="Times New Roman" w:hAnsi="Times New Roman" w:eastAsia="Times New Roman" w:cs="Times New Roman"/>
-          <w:vertAlign w:val="subscript"/>
-        </w:rPr>
-        <w:t>1</w:t>
-      </w:r>
+        <w:t xml:space="preserve"> </w:t>
+      </w:r>
+      <m:oMath>
+        <m:sSub>
+          <m:e>
+            <m:r>
+              <m:t>I</m:t>
+            </m:r>
+          </m:e>
+          <m:sub>
+            <m:r>
+              <m:t>1</m:t>
+            </m:r>
+          </m:sub>
+        </m:sSub>
+      </m:oMath>
       <w:r>
         <w:rPr>
           <w:rFonts w:ascii="Times New Roman" w:hAnsi="Times New Roman" w:eastAsia="Times New Roman" w:cs="Times New Roman"/>
@@ -13222,19 +13203,20 @@
         </w:rPr>
         <w:t xml:space="preserve"> </w:t>
       </w:r>
-      <w:r>
-        <w:rPr>
-          <w:rFonts w:ascii="Times New Roman" w:hAnsi="Times New Roman" w:eastAsia="Times New Roman" w:cs="Times New Roman"/>
-        </w:rPr>
-        <w:t>I</w:t>
-      </w:r>
-      <w:r>
-        <w:rPr>
-          <w:rFonts w:ascii="Times New Roman" w:hAnsi="Times New Roman" w:eastAsia="Times New Roman" w:cs="Times New Roman"/>
-          <w:vertAlign w:val="subscript"/>
-        </w:rPr>
-        <w:t>1</w:t>
-      </w:r>
+      <m:oMath>
+        <m:sSub>
+          <m:e>
+            <m:r>
+              <m:t>I</m:t>
+            </m:r>
+          </m:e>
+          <m:sub>
+            <m:r>
+              <m:t>1</m:t>
+            </m:r>
+          </m:sub>
+        </m:sSub>
+      </m:oMath>
       <w:r>
         <w:rPr>
           <w:rFonts w:ascii="Times New Roman" w:hAnsi="Times New Roman" w:eastAsia="Times New Roman" w:cs="Times New Roman"/>
@@ -13251,15 +13233,22 @@
         <w:rPr>
           <w:rFonts w:ascii="Times New Roman" w:hAnsi="Times New Roman" w:eastAsia="Times New Roman" w:cs="Times New Roman"/>
         </w:rPr>
-        <w:t xml:space="preserve"> I</w:t>
-      </w:r>
-      <w:r>
-        <w:rPr>
-          <w:rFonts w:ascii="Times New Roman" w:hAnsi="Times New Roman" w:eastAsia="Times New Roman" w:cs="Times New Roman"/>
-          <w:vertAlign w:val="subscript"/>
-        </w:rPr>
-        <w:t>3</w:t>
-      </w:r>
+        <w:t xml:space="preserve"> </w:t>
+      </w:r>
+      <m:oMath>
+        <m:sSub>
+          <m:e>
+            <m:r>
+              <m:t>I</m:t>
+            </m:r>
+          </m:e>
+          <m:sub>
+            <m:r>
+              <m:t>3</m:t>
+            </m:r>
+          </m:sub>
+        </m:sSub>
+      </m:oMath>
       <w:r>
         <w:rPr>
           <w:rFonts w:ascii="Times New Roman" w:hAnsi="Times New Roman" w:eastAsia="Times New Roman" w:cs="Times New Roman"/>
@@ -13276,15 +13265,22 @@
         <w:rPr>
           <w:rFonts w:hint="eastAsia" w:ascii="Times New Roman" w:hAnsi="Times New Roman" w:eastAsia="Times New Roman" w:cs="Times New Roman"/>
         </w:rPr>
-        <w:t>；I</w:t>
-      </w:r>
-      <w:r>
-        <w:rPr>
-          <w:rFonts w:hint="eastAsia" w:ascii="Times New Roman" w:hAnsi="Times New Roman" w:eastAsia="Times New Roman" w:cs="Times New Roman"/>
-          <w:vertAlign w:val="subscript"/>
-        </w:rPr>
-        <w:t>4</w:t>
-      </w:r>
+        <w:t>；</w:t>
+      </w:r>
+      <m:oMath>
+        <m:sSub>
+          <m:e>
+            <m:r>
+              <m:t>I</m:t>
+            </m:r>
+          </m:e>
+          <m:sub>
+            <m:r>
+              <m:t>4</m:t>
+            </m:r>
+          </m:sub>
+        </m:sSub>
+      </m:oMath>
       <w:r>
         <w:rPr>
           <w:rFonts w:ascii="Times New Roman" w:hAnsi="Times New Roman" w:eastAsia="Times New Roman" w:cs="Times New Roman"/>
@@ -13607,13 +13603,10 @@
           </m:e>
           <m:sup>
             <m:r>
-              <m:t>2</m:t>
+              <m:t>22</m:t>
             </m:r>
           </m:sup>
         </m:sSup>
-        <m:r>
-          <m:t>2</m:t>
-        </m:r>
         <m:sSup>
           <m:e>
             <m:r>
@@ -13625,13 +13618,10 @@
           </m:e>
           <m:sup>
             <m:r>
-              <m:t>2</m:t>
+              <m:t>22</m:t>
             </m:r>
           </m:sup>
         </m:sSup>
-        <m:r>
-          <m:t>2</m:t>
-        </m:r>
         <m:sSup>
           <m:e>
             <m:r>
@@ -13643,13 +13633,10 @@
           </m:e>
           <m:sup>
             <m:r>
-              <m:t>6</m:t>
+              <m:t>63</m:t>
             </m:r>
           </m:sup>
         </m:sSup>
-        <m:r>
-          <m:t>3</m:t>
-        </m:r>
         <m:sSup>
           <m:e>
             <m:r>
@@ -13661,13 +13648,10 @@
           </m:e>
           <m:sup>
             <m:r>
-              <m:t>2</m:t>
+              <m:t>23</m:t>
             </m:r>
           </m:sup>
         </m:sSup>
-        <m:r>
-          <m:t>3</m:t>
-        </m:r>
         <m:sSup>
           <m:e>
             <m:r>
@@ -13709,19 +13693,20 @@
         </w:rPr>
         <w:t xml:space="preserve"> </w:t>
       </w:r>
-      <w:r>
-        <w:rPr>
-          <w:rFonts w:ascii="Times New Roman" w:hAnsi="Times New Roman" w:eastAsia="Times New Roman" w:cs="Times New Roman"/>
-        </w:rPr>
-        <w:t>I</w:t>
-      </w:r>
-      <w:r>
-        <w:rPr>
-          <w:rFonts w:ascii="Times New Roman" w:hAnsi="Times New Roman" w:eastAsia="Times New Roman" w:cs="Times New Roman"/>
-          <w:vertAlign w:val="subscript"/>
-        </w:rPr>
-        <w:t>4</w:t>
-      </w:r>
+      <m:oMath>
+        <m:sSub>
+          <m:e>
+            <m:r>
+              <m:t>I</m:t>
+            </m:r>
+          </m:e>
+          <m:sub>
+            <m:r>
+              <m:t>4</m:t>
+            </m:r>
+          </m:sub>
+        </m:sSub>
+      </m:oMath>
       <w:r>
         <w:rPr>
           <w:rFonts w:ascii="Times New Roman" w:hAnsi="Times New Roman" w:eastAsia="Times New Roman" w:cs="Times New Roman"/>
@@ -15969,13 +15954,10 @@
           </m:e>
           <m:sup>
             <m:r>
-              <m:t>5</m:t>
+              <m:t>54</m:t>
             </m:r>
           </m:sup>
         </m:sSup>
-        <m:r>
-          <m:t>4</m:t>
-        </m:r>
         <m:sSup>
           <m:e>
             <m:r>
@@ -16102,13 +16084,10 @@
           </m:e>
           <m:sup>
             <m:r>
-              <m:t>2</m:t>
+              <m:t>22</m:t>
             </m:r>
           </m:sup>
         </m:sSup>
-        <m:r>
-          <m:t>2</m:t>
-        </m:r>
         <m:sSup>
           <m:e>
             <m:r>
@@ -16150,13 +16129,10 @@
           </m:e>
           <m:sup>
             <m:r>
-              <m:t>2</m:t>
+              <m:t>23</m:t>
             </m:r>
           </m:sup>
         </m:sSup>
-        <m:r>
-          <m:t>3</m:t>
-        </m:r>
         <m:sSup>
           <m:e>
             <m:r>
@@ -16597,13 +16573,10 @@
           </m:e>
           <m:sup>
             <m:r>
-              <m:t>2</m:t>
+              <m:t>22</m:t>
             </m:r>
           </m:sup>
         </m:sSup>
-        <m:r>
-          <m:t>2</m:t>
-        </m:r>
         <m:sSup>
           <m:e>
             <m:r>
@@ -16645,13 +16618,10 @@
           </m:e>
           <m:sup>
             <m:r>
-              <m:t>2</m:t>
+              <m:t>23</m:t>
             </m:r>
           </m:sup>
         </m:sSup>
-        <m:r>
-          <m:t>3</m:t>
-        </m:r>
         <m:sSup>
           <m:e>
             <m:r>
@@ -17321,13 +17291,10 @@
           </m:e>
           <m:sup>
             <m:r>
-              <m:t>7</m:t>
+              <m:t>75</m:t>
             </m:r>
           </m:sup>
         </m:sSup>
-        <m:r>
-          <m:t>5</m:t>
-        </m:r>
         <m:sSup>
           <m:e>
             <m:r>
@@ -17339,13 +17306,10 @@
           </m:e>
           <m:sup>
             <m:r>
-              <m:t>1</m:t>
+              <m:t>16</m:t>
             </m:r>
           </m:sup>
         </m:sSup>
-        <m:r>
-          <m:t>6</m:t>
-        </m:r>
         <m:sSup>
           <m:e>
             <m:r>
@@ -23316,13 +23280,10 @@
           </m:e>
           <m:sup>
             <m:r>
-              <m:t>2</m:t>
+              <m:t>23</m:t>
             </m:r>
           </m:sup>
         </m:sSup>
-        <m:r>
-          <m:t>3</m:t>
-        </m:r>
         <m:sSup>
           <m:e>
             <m:r>
@@ -23334,13 +23295,10 @@
           </m:e>
           <m:sup>
             <m:r>
-              <m:t>6</m:t>
+              <m:t>63</m:t>
             </m:r>
           </m:sup>
         </m:sSup>
-        <m:r>
-          <m:t>3</m:t>
-        </m:r>
         <m:sSup>
           <m:e>
             <m:r>
@@ -23507,13 +23465,10 @@
           </m:e>
           <m:sup>
             <m:r>
-              <m:t>2</m:t>
+              <m:t>24</m:t>
             </m:r>
           </m:sup>
         </m:sSup>
-        <m:r>
-          <m:t>4</m:t>
-        </m:r>
         <m:sSup>
           <m:e>
             <m:r>
@@ -23644,13 +23599,10 @@
           </m:e>
           <m:sup>
             <m:r>
-              <m:t>2</m:t>
+              <m:t>22</m:t>
             </m:r>
           </m:sup>
         </m:sSup>
-        <m:r>
-          <m:t>2</m:t>
-        </m:r>
         <m:sSup>
           <m:e>
             <m:r>
@@ -23662,13 +23614,10 @@
           </m:e>
           <m:sup>
             <m:r>
-              <m:t>2</m:t>
+              <m:t>22</m:t>
             </m:r>
           </m:sup>
         </m:sSup>
-        <m:r>
-          <m:t>2</m:t>
-        </m:r>
         <m:sSup>
           <m:e>
             <m:r>
@@ -23680,13 +23629,10 @@
           </m:e>
           <m:sup>
             <m:r>
-              <m:t>6</m:t>
+              <m:t>63</m:t>
             </m:r>
           </m:sup>
         </m:sSup>
-        <m:r>
-          <m:t>3</m:t>
-        </m:r>
         <m:sSup>
           <m:e>
             <m:r>
@@ -23698,13 +23644,10 @@
           </m:e>
           <m:sup>
             <m:r>
-              <m:t>2</m:t>
+              <m:t>23</m:t>
             </m:r>
           </m:sup>
         </m:sSup>
-        <m:r>
-          <m:t>3</m:t>
-        </m:r>
         <m:sSup>
           <m:e>
             <m:r>
@@ -23716,13 +23659,10 @@
           </m:e>
           <m:sup>
             <m:r>
-              <m:t>6</m:t>
+              <m:t>63</m:t>
             </m:r>
           </m:sup>
         </m:sSup>
-        <m:r>
-          <m:t>3</m:t>
-        </m:r>
         <m:sSup>
           <m:e>
             <m:r>
@@ -23734,13 +23674,10 @@
           </m:e>
           <m:sup>
             <m:r>
-              <m:t>6</m:t>
+              <m:t>64</m:t>
             </m:r>
           </m:sup>
         </m:sSup>
-        <m:r>
-          <m:t>4</m:t>
-        </m:r>
         <m:sSup>
           <m:e>
             <m:r>
@@ -23852,13 +23789,10 @@
           </m:e>
           <m:sup>
             <m:r>
-              <m:t>2</m:t>
+              <m:t>22</m:t>
             </m:r>
           </m:sup>
         </m:sSup>
-        <m:r>
-          <m:t>2</m:t>
-        </m:r>
         <m:sSup>
           <m:e>
             <m:r>
@@ -23870,13 +23804,10 @@
           </m:e>
           <m:sup>
             <m:r>
-              <m:t>2</m:t>
+              <m:t>22</m:t>
             </m:r>
           </m:sup>
         </m:sSup>
-        <m:r>
-          <m:t>2</m:t>
-        </m:r>
         <m:sSup>
           <m:e>
             <m:r>
@@ -23888,13 +23819,10 @@
           </m:e>
           <m:sup>
             <m:r>
-              <m:t>6</m:t>
+              <m:t>63</m:t>
             </m:r>
           </m:sup>
         </m:sSup>
-        <m:r>
-          <m:t>3</m:t>
-        </m:r>
         <m:sSup>
           <m:e>
             <m:r>
@@ -23906,13 +23834,10 @@
           </m:e>
           <m:sup>
             <m:r>
-              <m:t>2</m:t>
+              <m:t>23</m:t>
             </m:r>
           </m:sup>
         </m:sSup>
-        <m:r>
-          <m:t>3</m:t>
-        </m:r>
         <m:sSup>
           <m:e>
             <m:r>
@@ -23924,13 +23849,10 @@
           </m:e>
           <m:sup>
             <m:r>
-              <m:t>6</m:t>
+              <m:t>63</m:t>
             </m:r>
           </m:sup>
         </m:sSup>
-        <m:r>
-          <m:t>3</m:t>
-        </m:r>
         <m:sSup>
           <m:e>
             <m:r>
@@ -23960,13 +23882,10 @@
           </m:e>
           <m:sup>
             <m:r>
-              <m:t>2</m:t>
+              <m:t>24</m:t>
             </m:r>
           </m:sup>
         </m:sSup>
-        <m:r>
-          <m:t>4</m:t>
-        </m:r>
         <m:sSup>
           <m:e>
             <m:r>
@@ -27969,7 +27888,7 @@
     <ns0:name ns0:val="Verbatim Char"/>
     <ns0:basedOn ns0:val="BodyTextChar"/>
     <ns0:rPr>
-      <ns0:rFonts ns0:ascii="Times New Roman" ns0:cs="Times New Roman" ns0:eastAsia="FangSong" ns0:hAnsi="Times New Roman"/>
+      <ns0:rFonts ns0:ascii="SimSun" ns0:cs="SimSun" ns0:eastAsia="SimSun" ns0:hAnsi="SimSun"/>
       <ns0:b ns0:val="0"/>
       <ns0:sz ns0:val="20"/>
     </ns0:rPr>
@@ -28023,7 +27942,7 @@
       <w:wordWrap w:val="off"/>
     </w:pPr>
     <ns0:rPr>
-      <w:rFonts ns0:ascii="Times New Roman" ns0:hAnsi="Times New Roman" ns0:eastAsia="FangSong" ns0:cs="Times New Roman"/>
+      <w:rFonts ns0:ascii="SimSun" ns0:hAnsi="SimSun" ns0:eastAsia="SimSun" ns0:cs="SimSun"/>
     </ns0:rPr>
   </w:style>
   <w:style w:type="character" w:customStyle="1" w:styleId="KeywordTok">

--- a/00-首页/题组Word/第一轮习题集/结构化学/元素周期表与周期律练习题组-教师版.docx
+++ b/00-首页/题组Word/第一轮习题集/结构化学/元素周期表与周期律练习题组-教师版.docx
@@ -1728,10 +1728,6 @@
     <w:p>
       <w:pPr>
         <w:pStyle w:val="Compact"/>
-        <w:numPr>
-          <w:ilvl w:val="0"/>
-          <w:numId w:val="1003"/>
-        </w:numPr>
       </w:pPr>
       <m:oMath>
         <m:oMathPr>

--- a/00-首页/题组Word/第一轮习题集/结构化学/元素周期表与周期律练习题组-教师版.docx
+++ b/00-首页/题组Word/第一轮习题集/结构化学/元素周期表与周期律练习题组-教师版.docx
@@ -56,6 +56,14 @@
         <w:tblStyle w:val="Table"/>
         <w:tblW w:type="pct" w:w="5000"/>
         <w:tblLayout w:type="fixed"/>
+        <w:tblBorders>
+          <w:top w:val="single" w:sz="12" w:space="0" w:color="000000"/>
+          <w:left w:val="none" w:sz="0" w:space="0" w:color="auto"/>
+          <w:bottom w:val="single" w:sz="12" w:space="0" w:color="000000"/>
+          <w:right w:val="none" w:sz="0" w:space="0" w:color="auto"/>
+          <w:insideH w:val="none" w:sz="0" w:space="0" w:color="auto"/>
+          <w:insideV w:val="none" w:sz="0" w:space="0" w:color="auto"/>
+        </w:tblBorders>
         <w:tblLook w:firstRow="1" w:lastRow="0" w:firstColumn="0" w:lastColumn="0" w:noHBand="0" w:noVBand="0" w:val="0020"/>
       </w:tblPr>
       <w:tblGrid>
@@ -70,7 +78,11 @@
           <w:tblHeader w:val="on"/>
         </w:trPr>
         <w:tc>
-          <w:tcPr/>
+          <w:tcPr>
+            <w:tcBorders>
+              <w:bottom w:val="single" w:sz="8" w:space="0" w:color="000000"/>
+            </w:tcBorders>
+          </w:tcPr>
           <w:p>
             <w:pPr>
               <w:pStyle w:val="Compact"/>
@@ -86,7 +98,11 @@
           </w:p>
         </w:tc>
         <w:tc>
-          <w:tcPr/>
+          <w:tcPr>
+            <w:tcBorders>
+              <w:bottom w:val="single" w:sz="8" w:space="0" w:color="000000"/>
+            </w:tcBorders>
+          </w:tcPr>
           <w:p>
             <w:pPr>
               <w:pStyle w:val="Compact"/>
@@ -102,7 +118,11 @@
           </w:p>
         </w:tc>
         <w:tc>
-          <w:tcPr/>
+          <w:tcPr>
+            <w:tcBorders>
+              <w:bottom w:val="single" w:sz="8" w:space="0" w:color="000000"/>
+            </w:tcBorders>
+          </w:tcPr>
           <w:p>
             <w:pPr>
               <w:pStyle w:val="Compact"/>
@@ -118,7 +138,11 @@
           </w:p>
         </w:tc>
         <w:tc>
-          <w:tcPr/>
+          <w:tcPr>
+            <w:tcBorders>
+              <w:bottom w:val="single" w:sz="8" w:space="0" w:color="000000"/>
+            </w:tcBorders>
+          </w:tcPr>
           <w:p>
             <w:pPr>
               <w:pStyle w:val="Compact"/>
@@ -134,7 +158,11 @@
           </w:p>
         </w:tc>
         <w:tc>
-          <w:tcPr/>
+          <w:tcPr>
+            <w:tcBorders>
+              <w:bottom w:val="single" w:sz="8" w:space="0" w:color="000000"/>
+            </w:tcBorders>
+          </w:tcPr>
           <w:p>
             <w:pPr>
               <w:pStyle w:val="Compact"/>
@@ -7552,6 +7580,7 @@
     <w:p>
       <w:pPr>
         <w:pStyle w:val="FirstParagraph"/>
+        <w:spacing w:before="0" w:after="0"/>
       </w:pPr>
       <w:r>
         <w:rPr>
@@ -7889,6 +7918,14 @@
       <w:tblPr>
         <w:tblStyle w:val="Table"/>
         <w:tblW w:type="auto" w:w="0"/>
+        <w:tblBorders>
+          <w:top w:val="single" w:sz="12" w:space="0" w:color="000000"/>
+          <w:left w:val="none" w:sz="0" w:space="0" w:color="auto"/>
+          <w:bottom w:val="single" w:sz="12" w:space="0" w:color="000000"/>
+          <w:right w:val="none" w:sz="0" w:space="0" w:color="auto"/>
+          <w:insideH w:val="none" w:sz="0" w:space="0" w:color="auto"/>
+          <w:insideV w:val="none" w:sz="0" w:space="0" w:color="auto"/>
+        </w:tblBorders>
         <w:tblLook w:firstRow="1" w:lastRow="0" w:firstColumn="0" w:lastColumn="0" w:noHBand="0" w:noVBand="0" w:val="0020"/>
       </w:tblPr>
       <w:tblGrid>
@@ -7902,7 +7939,11 @@
           <w:tblHeader w:val="on"/>
         </w:trPr>
         <w:tc>
-          <w:tcPr/>
+          <w:tcPr>
+            <w:tcBorders>
+              <w:bottom w:val="single" w:sz="8" w:space="0" w:color="000000"/>
+            </w:tcBorders>
+          </w:tcPr>
           <w:p>
             <w:pPr>
               <w:pStyle w:val="Compact"/>
@@ -7918,7 +7959,11 @@
           </w:p>
         </w:tc>
         <w:tc>
-          <w:tcPr/>
+          <w:tcPr>
+            <w:tcBorders>
+              <w:bottom w:val="single" w:sz="8" w:space="0" w:color="000000"/>
+            </w:tcBorders>
+          </w:tcPr>
           <w:p>
             <w:pPr>
               <w:pStyle w:val="Compact"/>
@@ -7934,7 +7979,11 @@
           </w:p>
         </w:tc>
         <w:tc>
-          <w:tcPr/>
+          <w:tcPr>
+            <w:tcBorders>
+              <w:bottom w:val="single" w:sz="8" w:space="0" w:color="000000"/>
+            </w:tcBorders>
+          </w:tcPr>
           <w:p>
             <w:pPr>
               <w:pStyle w:val="Compact"/>
@@ -7950,7 +7999,11 @@
           </w:p>
         </w:tc>
         <w:tc>
-          <w:tcPr/>
+          <w:tcPr>
+            <w:tcBorders>
+              <w:bottom w:val="single" w:sz="8" w:space="0" w:color="000000"/>
+            </w:tcBorders>
+          </w:tcPr>
           <w:p>
             <w:pPr>
               <w:pStyle w:val="Compact"/>
@@ -8583,6 +8636,14 @@
         <w:tblStyle w:val="Table"/>
         <w:tblW w:type="pct" w:w="5000"/>
         <w:tblLayout w:type="fixed"/>
+        <w:tblBorders>
+          <w:top w:val="single" w:sz="12" w:space="0" w:color="000000"/>
+          <w:left w:val="none" w:sz="0" w:space="0" w:color="auto"/>
+          <w:bottom w:val="single" w:sz="12" w:space="0" w:color="000000"/>
+          <w:right w:val="none" w:sz="0" w:space="0" w:color="auto"/>
+          <w:insideH w:val="none" w:sz="0" w:space="0" w:color="auto"/>
+          <w:insideV w:val="none" w:sz="0" w:space="0" w:color="auto"/>
+        </w:tblBorders>
         <w:tblLook w:firstRow="1" w:lastRow="0" w:firstColumn="0" w:lastColumn="0" w:noHBand="0" w:noVBand="0" w:val="0020"/>
       </w:tblPr>
       <w:tblGrid>
@@ -8595,7 +8656,11 @@
           <w:tblHeader w:val="on"/>
         </w:trPr>
         <w:tc>
-          <w:tcPr/>
+          <w:tcPr>
+            <w:tcBorders>
+              <w:bottom w:val="single" w:sz="8" w:space="0" w:color="000000"/>
+            </w:tcBorders>
+          </w:tcPr>
           <w:p>
             <w:pPr>
               <w:pStyle w:val="Compact"/>
@@ -8611,7 +8676,11 @@
           </w:p>
         </w:tc>
         <w:tc>
-          <w:tcPr/>
+          <w:tcPr>
+            <w:tcBorders>
+              <w:bottom w:val="single" w:sz="8" w:space="0" w:color="000000"/>
+            </w:tcBorders>
+          </w:tcPr>
           <w:p>
             <w:pPr>
               <w:pStyle w:val="Compact"/>
@@ -8627,7 +8696,11 @@
           </w:p>
         </w:tc>
         <w:tc>
-          <w:tcPr/>
+          <w:tcPr>
+            <w:tcBorders>
+              <w:bottom w:val="single" w:sz="8" w:space="0" w:color="000000"/>
+            </w:tcBorders>
+          </w:tcPr>
           <w:p>
             <w:pPr>
               <w:pStyle w:val="Compact"/>
@@ -17624,6 +17697,14 @@
       <w:tblPr>
         <w:tblStyle w:val="Table"/>
         <w:tblW w:type="auto" w:w="0"/>
+        <w:tblBorders>
+          <w:top w:val="single" w:sz="12" w:space="0" w:color="000000"/>
+          <w:left w:val="none" w:sz="0" w:space="0" w:color="auto"/>
+          <w:bottom w:val="single" w:sz="12" w:space="0" w:color="000000"/>
+          <w:right w:val="none" w:sz="0" w:space="0" w:color="auto"/>
+          <w:insideH w:val="none" w:sz="0" w:space="0" w:color="auto"/>
+          <w:insideV w:val="none" w:sz="0" w:space="0" w:color="auto"/>
+        </w:tblBorders>
         <w:tblLook w:firstRow="1" w:lastRow="0" w:firstColumn="0" w:lastColumn="0" w:noHBand="0" w:noVBand="0" w:val="0020"/>
       </w:tblPr>
       <w:tblGrid>
@@ -17638,7 +17719,11 @@
           <w:tblHeader w:val="on"/>
         </w:trPr>
         <w:tc>
-          <w:tcPr/>
+          <w:tcPr>
+            <w:tcBorders>
+              <w:bottom w:val="single" w:sz="8" w:space="0" w:color="000000"/>
+            </w:tcBorders>
+          </w:tcPr>
           <w:p>
             <w:pPr>
               <w:pStyle w:val="Compact"/>
@@ -17654,7 +17739,11 @@
           </w:p>
         </w:tc>
         <w:tc>
-          <w:tcPr/>
+          <w:tcPr>
+            <w:tcBorders>
+              <w:bottom w:val="single" w:sz="8" w:space="0" w:color="000000"/>
+            </w:tcBorders>
+          </w:tcPr>
           <w:p>
             <w:pPr>
               <w:pStyle w:val="Compact"/>
@@ -17670,7 +17759,11 @@
           </w:p>
         </w:tc>
         <w:tc>
-          <w:tcPr/>
+          <w:tcPr>
+            <w:tcBorders>
+              <w:bottom w:val="single" w:sz="8" w:space="0" w:color="000000"/>
+            </w:tcBorders>
+          </w:tcPr>
           <w:p>
             <w:pPr>
               <w:pStyle w:val="Compact"/>
@@ -17686,7 +17779,11 @@
           </w:p>
         </w:tc>
         <w:tc>
-          <w:tcPr/>
+          <w:tcPr>
+            <w:tcBorders>
+              <w:bottom w:val="single" w:sz="8" w:space="0" w:color="000000"/>
+            </w:tcBorders>
+          </w:tcPr>
           <w:p>
             <w:pPr>
               <w:pStyle w:val="Compact"/>
@@ -17702,7 +17799,11 @@
           </w:p>
         </w:tc>
         <w:tc>
-          <w:tcPr/>
+          <w:tcPr>
+            <w:tcBorders>
+              <w:bottom w:val="single" w:sz="8" w:space="0" w:color="000000"/>
+            </w:tcBorders>
+          </w:tcPr>
           <w:p>
             <w:pPr>
               <w:pStyle w:val="Compact"/>
@@ -18672,6 +18773,14 @@
       <w:tblPr>
         <w:tblStyle w:val="Table"/>
         <w:tblW w:type="auto" w:w="0"/>
+        <w:tblBorders>
+          <w:top w:val="single" w:sz="12" w:space="0" w:color="000000"/>
+          <w:left w:val="none" w:sz="0" w:space="0" w:color="auto"/>
+          <w:bottom w:val="single" w:sz="12" w:space="0" w:color="000000"/>
+          <w:right w:val="none" w:sz="0" w:space="0" w:color="auto"/>
+          <w:insideH w:val="none" w:sz="0" w:space="0" w:color="auto"/>
+          <w:insideV w:val="none" w:sz="0" w:space="0" w:color="auto"/>
+        </w:tblBorders>
         <w:tblLook w:firstRow="1" w:lastRow="0" w:firstColumn="0" w:lastColumn="0" w:noHBand="0" w:noVBand="0" w:val="0020"/>
       </w:tblPr>
       <w:tblGrid>
@@ -18685,7 +18794,11 @@
           <w:tblHeader w:val="on"/>
         </w:trPr>
         <w:tc>
-          <w:tcPr/>
+          <w:tcPr>
+            <w:tcBorders>
+              <w:bottom w:val="single" w:sz="8" w:space="0" w:color="000000"/>
+            </w:tcBorders>
+          </w:tcPr>
           <w:p>
             <w:pPr>
               <w:pStyle w:val="Compact"/>
@@ -18706,7 +18819,11 @@
           </w:p>
         </w:tc>
         <w:tc>
-          <w:tcPr/>
+          <w:tcPr>
+            <w:tcBorders>
+              <w:bottom w:val="single" w:sz="8" w:space="0" w:color="000000"/>
+            </w:tcBorders>
+          </w:tcPr>
           <w:p>
             <w:pPr>
               <w:pStyle w:val="Compact"/>
@@ -18722,7 +18839,11 @@
           </w:p>
         </w:tc>
         <w:tc>
-          <w:tcPr/>
+          <w:tcPr>
+            <w:tcBorders>
+              <w:bottom w:val="single" w:sz="8" w:space="0" w:color="000000"/>
+            </w:tcBorders>
+          </w:tcPr>
           <w:p>
             <w:pPr>
               <w:pStyle w:val="Compact"/>
@@ -18750,7 +18871,11 @@
           </w:p>
         </w:tc>
         <w:tc>
-          <w:tcPr/>
+          <w:tcPr>
+            <w:tcBorders>
+              <w:bottom w:val="single" w:sz="8" w:space="0" w:color="000000"/>
+            </w:tcBorders>
+          </w:tcPr>
           <w:p>
             <w:pPr>
               <w:pStyle w:val="Compact"/>
@@ -22250,6 +22375,14 @@
       <w:tblPr>
         <w:tblStyle w:val="Table"/>
         <w:tblW w:type="auto" w:w="0"/>
+        <w:tblBorders>
+          <w:top w:val="single" w:sz="12" w:space="0" w:color="000000"/>
+          <w:left w:val="none" w:sz="0" w:space="0" w:color="auto"/>
+          <w:bottom w:val="single" w:sz="12" w:space="0" w:color="000000"/>
+          <w:right w:val="none" w:sz="0" w:space="0" w:color="auto"/>
+          <w:insideH w:val="none" w:sz="0" w:space="0" w:color="auto"/>
+          <w:insideV w:val="none" w:sz="0" w:space="0" w:color="auto"/>
+        </w:tblBorders>
         <w:tblLook w:firstRow="1" w:lastRow="0" w:firstColumn="0" w:lastColumn="0" w:noHBand="0" w:noVBand="0" w:val="0020"/>
       </w:tblPr>
       <w:tblGrid>
@@ -22261,7 +22394,11 @@
           <w:tblHeader w:val="on"/>
         </w:trPr>
         <w:tc>
-          <w:tcPr/>
+          <w:tcPr>
+            <w:tcBorders>
+              <w:bottom w:val="single" w:sz="8" w:space="0" w:color="000000"/>
+            </w:tcBorders>
+          </w:tcPr>
           <w:p>
             <w:pPr>
               <w:pStyle w:val="Compact"/>
@@ -22277,7 +22414,11 @@
           </w:p>
         </w:tc>
         <w:tc>
-          <w:tcPr/>
+          <w:tcPr>
+            <w:tcBorders>
+              <w:bottom w:val="single" w:sz="8" w:space="0" w:color="000000"/>
+            </w:tcBorders>
+          </w:tcPr>
           <w:p>
             <w:pPr>
               <w:pStyle w:val="Compact"/>
@@ -24096,6 +24237,14 @@
       <w:tblPr>
         <w:tblStyle w:val="Table"/>
         <w:tblW w:type="auto" w:w="0"/>
+        <w:tblBorders>
+          <w:top w:val="single" w:sz="12" w:space="0" w:color="000000"/>
+          <w:left w:val="none" w:sz="0" w:space="0" w:color="auto"/>
+          <w:bottom w:val="single" w:sz="12" w:space="0" w:color="000000"/>
+          <w:right w:val="none" w:sz="0" w:space="0" w:color="auto"/>
+          <w:insideH w:val="none" w:sz="0" w:space="0" w:color="auto"/>
+          <w:insideV w:val="none" w:sz="0" w:space="0" w:color="auto"/>
+        </w:tblBorders>
         <w:tblLook w:firstRow="1" w:lastRow="0" w:firstColumn="0" w:lastColumn="0" w:noHBand="0" w:noVBand="0" w:val="0020"/>
       </w:tblPr>
       <w:tblGrid>
@@ -24107,7 +24256,11 @@
           <w:tblHeader w:val="on"/>
         </w:trPr>
         <w:tc>
-          <w:tcPr/>
+          <w:tcPr>
+            <w:tcBorders>
+              <w:bottom w:val="single" w:sz="8" w:space="0" w:color="000000"/>
+            </w:tcBorders>
+          </w:tcPr>
           <w:p>
             <w:pPr>
               <w:pStyle w:val="Compact"/>
@@ -24123,7 +24276,11 @@
           </w:p>
         </w:tc>
         <w:tc>
-          <w:tcPr/>
+          <w:tcPr>
+            <w:tcBorders>
+              <w:bottom w:val="single" w:sz="8" w:space="0" w:color="000000"/>
+            </w:tcBorders>
+          </w:tcPr>
           <w:p>
             <w:pPr>
               <w:pStyle w:val="Compact"/>
@@ -24816,6 +24973,14 @@
       <w:tblPr>
         <w:tblStyle w:val="Table"/>
         <w:tblW w:type="auto" w:w="0"/>
+        <w:tblBorders>
+          <w:top w:val="single" w:sz="12" w:space="0" w:color="000000"/>
+          <w:left w:val="none" w:sz="0" w:space="0" w:color="auto"/>
+          <w:bottom w:val="single" w:sz="12" w:space="0" w:color="000000"/>
+          <w:right w:val="none" w:sz="0" w:space="0" w:color="auto"/>
+          <w:insideH w:val="none" w:sz="0" w:space="0" w:color="auto"/>
+          <w:insideV w:val="none" w:sz="0" w:space="0" w:color="auto"/>
+        </w:tblBorders>
         <w:tblLook w:firstRow="1" w:lastRow="0" w:firstColumn="0" w:lastColumn="0" w:noHBand="0" w:noVBand="0" w:val="0020"/>
       </w:tblPr>
       <w:tblGrid>
@@ -24828,7 +24993,11 @@
           <w:tblHeader w:val="on"/>
         </w:trPr>
         <w:tc>
-          <w:tcPr/>
+          <w:tcPr>
+            <w:tcBorders>
+              <w:bottom w:val="single" w:sz="8" w:space="0" w:color="000000"/>
+            </w:tcBorders>
+          </w:tcPr>
           <w:p>
             <w:pPr>
               <w:pStyle w:val="Compact"/>
@@ -24844,7 +25013,11 @@
           </w:p>
         </w:tc>
         <w:tc>
-          <w:tcPr/>
+          <w:tcPr>
+            <w:tcBorders>
+              <w:bottom w:val="single" w:sz="8" w:space="0" w:color="000000"/>
+            </w:tcBorders>
+          </w:tcPr>
           <w:p>
             <w:pPr>
               <w:pStyle w:val="Compact"/>
@@ -24860,7 +25033,11 @@
           </w:p>
         </w:tc>
         <w:tc>
-          <w:tcPr/>
+          <w:tcPr>
+            <w:tcBorders>
+              <w:bottom w:val="single" w:sz="8" w:space="0" w:color="000000"/>
+            </w:tcBorders>
+          </w:tcPr>
           <w:p>
             <w:pPr>
               <w:pStyle w:val="Compact"/>
@@ -27281,7 +27458,7 @@
     <ns0:rPr>
       <ns0:rFonts ns0:ascii="Times New Roman" ns0:cs="Times New Roman" ns0:eastAsia="SimHei" ns0:hAnsi="Times New Roman"/>
       <ns0:b/>
-      <ns0:color ns0:val="17324D"/>
+      <ns0:color ns0:val="000000"/>
       <ns0:sz ns0:val="44"/>
       <ns0:szCs ns0:val="56"/>
     </ns0:rPr>
@@ -27423,7 +27600,7 @@
     <ns0:rPr>
       <ns0:rFonts ns0:ascii="Times New Roman" ns0:cs="Times New Roman" ns0:eastAsia="SimHei" ns0:hAnsi="Times New Roman"/>
       <ns0:b/>
-      <ns0:color ns0:val="17324D"/>
+      <ns0:color ns0:val="000000"/>
       <ns0:sz ns0:val="32"/>
       <ns0:szCs ns0:val="40"/>
     </ns0:rPr>
@@ -27447,7 +27624,7 @@
     <ns0:rPr>
       <ns0:rFonts ns0:ascii="Times New Roman" ns0:cs="Times New Roman" ns0:eastAsia="SimHei" ns0:hAnsi="Times New Roman"/>
       <ns0:b/>
-      <ns0:color ns0:val="17324D"/>
+      <ns0:color ns0:val="000000"/>
       <ns0:sz ns0:val="28"/>
       <ns0:szCs ns0:val="32"/>
     </ns0:rPr>
@@ -27471,7 +27648,7 @@
     <ns0:rPr>
       <ns0:rFonts ns0:ascii="Times New Roman" ns0:cs="Times New Roman" ns0:eastAsia="SimHei" ns0:hAnsi="Times New Roman"/>
       <ns0:b/>
-      <ns0:color ns0:val="17324D"/>
+      <ns0:color ns0:val="000000"/>
       <ns0:sz ns0:val="25"/>
       <ns0:szCs ns0:val="28"/>
     </ns0:rPr>
